--- a/public/docs/杏林智慧直播平台视频版操作指引-教师.docx
+++ b/public/docs/杏林智慧直播平台视频版操作指引-教师.docx
@@ -50,6 +50,7 @@
     <w:p>
       <w:pPr>
         <w:numPr>
+          <w:ilvl w:val="0"/>
           <w:numId w:val="0"/>
         </w:numPr>
         <w:rPr>
@@ -87,6 +88,7 @@
     <w:p>
       <w:pPr>
         <w:numPr>
+          <w:ilvl w:val="0"/>
           <w:numId w:val="0"/>
         </w:numPr>
         <w:ind w:leftChars="0"/>
@@ -147,6 +149,7 @@
     <w:p>
       <w:pPr>
         <w:numPr>
+          <w:ilvl w:val="0"/>
           <w:numId w:val="0"/>
         </w:numPr>
         <w:ind w:leftChars="0"/>
@@ -244,6 +247,7 @@
     <w:p>
       <w:pPr>
         <w:numPr>
+          <w:ilvl w:val="0"/>
           <w:numId w:val="0"/>
         </w:numPr>
         <w:ind w:leftChars="0"/>
@@ -282,6 +286,7 @@
     <w:p>
       <w:pPr>
         <w:numPr>
+          <w:ilvl w:val="0"/>
           <w:numId w:val="0"/>
         </w:numPr>
         <w:ind w:leftChars="0"/>
@@ -342,6 +347,7 @@
     <w:p>
       <w:pPr>
         <w:numPr>
+          <w:ilvl w:val="0"/>
           <w:numId w:val="0"/>
         </w:numPr>
         <w:ind w:leftChars="0"/>
@@ -380,6 +386,7 @@
     <w:p>
       <w:pPr>
         <w:numPr>
+          <w:ilvl w:val="0"/>
           <w:numId w:val="0"/>
         </w:numPr>
         <w:ind w:leftChars="0"/>
@@ -440,6 +447,7 @@
     <w:p>
       <w:pPr>
         <w:numPr>
+          <w:ilvl w:val="0"/>
           <w:numId w:val="0"/>
         </w:numPr>
         <w:ind w:leftChars="0"/>
@@ -478,6 +486,7 @@
     <w:p>
       <w:pPr>
         <w:numPr>
+          <w:ilvl w:val="0"/>
           <w:numId w:val="0"/>
         </w:numPr>
         <w:ind w:leftChars="0"/>
@@ -538,6 +547,7 @@
     <w:p>
       <w:pPr>
         <w:numPr>
+          <w:ilvl w:val="0"/>
           <w:numId w:val="0"/>
         </w:numPr>
         <w:ind w:leftChars="0"/>
@@ -576,6 +586,7 @@
     <w:p>
       <w:pPr>
         <w:numPr>
+          <w:ilvl w:val="0"/>
           <w:numId w:val="0"/>
         </w:numPr>
         <w:ind w:leftChars="0"/>
@@ -623,129 +634,342 @@
         </w:rPr>
         <w:t>https://trendy-download.oss-cn-beijing.aliyuncs.com/gzucm/人脸识别.mp4</w:t>
       </w:r>
+      <w:r>
+        <w:rPr>
+          <w:rStyle w:val="6"/>
+          <w:rFonts w:hint="eastAsia" w:ascii="宋体" w:hAnsi="宋体" w:eastAsia="宋体" w:cs="宋体"/>
+          <w:sz w:val="24"/>
+          <w:szCs w:val="32"/>
+          <w:lang w:val="en-US" w:eastAsia="zh-CN"/>
+        </w:rPr>
+        <w:br w:type="textWrapping"/>
+      </w:r>
+      <w:r>
+        <w:rPr>
+          <w:rFonts w:hint="eastAsia" w:ascii="宋体" w:hAnsi="宋体" w:eastAsia="宋体" w:cs="宋体"/>
+          <w:sz w:val="24"/>
+          <w:szCs w:val="32"/>
+          <w:lang w:val="en-US" w:eastAsia="zh-CN"/>
+        </w:rPr>
+        <w:fldChar w:fldCharType="end"/>
+      </w:r>
+    </w:p>
+    <w:p>
+      <w:pPr>
+        <w:numPr>
+          <w:ilvl w:val="0"/>
+          <w:numId w:val="1"/>
+        </w:numPr>
+        <w:ind w:left="0" w:leftChars="0" w:firstLine="0" w:firstLineChars="0"/>
+        <w:rPr>
+          <w:rFonts w:hint="eastAsia" w:ascii="宋体" w:hAnsi="宋体" w:eastAsia="宋体" w:cs="宋体"/>
+          <w:sz w:val="24"/>
+          <w:szCs w:val="32"/>
+          <w:lang w:val="en-US" w:eastAsia="zh-CN"/>
+        </w:rPr>
+      </w:pPr>
+      <w:r>
+        <w:rPr>
+          <w:rFonts w:hint="eastAsia" w:ascii="宋体" w:hAnsi="宋体" w:eastAsia="宋体" w:cs="宋体"/>
+          <w:sz w:val="24"/>
+          <w:szCs w:val="32"/>
+          <w:lang w:val="en-US" w:eastAsia="zh-CN"/>
+        </w:rPr>
+        <w:t>如何查看直播回放：</w:t>
+      </w:r>
+    </w:p>
+    <w:p>
+      <w:pPr>
+        <w:numPr>
+          <w:ilvl w:val="0"/>
+          <w:numId w:val="0"/>
+        </w:numPr>
+        <w:ind w:leftChars="0"/>
+        <w:rPr>
+          <w:rFonts w:hint="eastAsia" w:ascii="宋体" w:hAnsi="宋体" w:eastAsia="宋体" w:cs="宋体"/>
+          <w:sz w:val="24"/>
+          <w:szCs w:val="32"/>
+          <w:lang w:val="en-US" w:eastAsia="zh-CN"/>
+        </w:rPr>
+      </w:pPr>
+      <w:r>
+        <w:rPr>
+          <w:rFonts w:hint="eastAsia" w:ascii="宋体" w:hAnsi="宋体" w:eastAsia="宋体" w:cs="宋体"/>
+          <w:sz w:val="24"/>
+          <w:szCs w:val="32"/>
+          <w:lang w:val="en-US" w:eastAsia="zh-CN"/>
+        </w:rPr>
+        <w:fldChar w:fldCharType="begin"/>
+      </w:r>
+      <w:r>
+        <w:rPr>
+          <w:rFonts w:hint="eastAsia" w:ascii="宋体" w:hAnsi="宋体" w:eastAsia="宋体" w:cs="宋体"/>
+          <w:sz w:val="24"/>
+          <w:szCs w:val="32"/>
+          <w:lang w:val="en-US" w:eastAsia="zh-CN"/>
+        </w:rPr>
+        <w:instrText xml:space="preserve"> HYPERLINK "https://trendy-download.oss-cn-beijing.aliyuncs.com/gzucm/直播回放.mp4" </w:instrText>
+      </w:r>
+      <w:r>
+        <w:rPr>
+          <w:rFonts w:hint="eastAsia" w:ascii="宋体" w:hAnsi="宋体" w:eastAsia="宋体" w:cs="宋体"/>
+          <w:sz w:val="24"/>
+          <w:szCs w:val="32"/>
+          <w:lang w:val="en-US" w:eastAsia="zh-CN"/>
+        </w:rPr>
+        <w:fldChar w:fldCharType="separate"/>
+      </w:r>
+      <w:r>
+        <w:rPr>
+          <w:rStyle w:val="6"/>
+          <w:rFonts w:hint="eastAsia" w:ascii="宋体" w:hAnsi="宋体" w:eastAsia="宋体" w:cs="宋体"/>
+          <w:sz w:val="24"/>
+          <w:szCs w:val="32"/>
+          <w:lang w:val="en-US" w:eastAsia="zh-CN"/>
+        </w:rPr>
+        <w:t>https://trendy-download.oss-cn-beijing.aliyuncs.com/gzucm/直播回放.mp4</w:t>
+      </w:r>
+      <w:r>
+        <w:rPr>
+          <w:rFonts w:hint="eastAsia" w:ascii="宋体" w:hAnsi="宋体" w:eastAsia="宋体" w:cs="宋体"/>
+          <w:sz w:val="24"/>
+          <w:szCs w:val="32"/>
+          <w:lang w:val="en-US" w:eastAsia="zh-CN"/>
+        </w:rPr>
+        <w:fldChar w:fldCharType="end"/>
+      </w:r>
+    </w:p>
+    <w:p>
+      <w:pPr>
+        <w:numPr>
+          <w:ilvl w:val="0"/>
+          <w:numId w:val="0"/>
+        </w:numPr>
+        <w:ind w:leftChars="0"/>
+        <w:rPr>
+          <w:rFonts w:hint="default" w:ascii="宋体" w:hAnsi="宋体" w:eastAsia="宋体" w:cs="宋体"/>
+          <w:sz w:val="24"/>
+          <w:szCs w:val="32"/>
+          <w:lang w:val="en-US" w:eastAsia="zh-CN"/>
+        </w:rPr>
+      </w:pPr>
+    </w:p>
+    <w:p>
+      <w:pPr>
+        <w:numPr>
+          <w:ilvl w:val="0"/>
+          <w:numId w:val="1"/>
+        </w:numPr>
+        <w:ind w:left="0" w:leftChars="0" w:firstLine="0" w:firstLineChars="0"/>
+        <w:rPr>
+          <w:rFonts w:hint="default" w:ascii="宋体" w:hAnsi="宋体" w:eastAsia="宋体" w:cs="宋体"/>
+          <w:sz w:val="24"/>
+          <w:szCs w:val="32"/>
+          <w:lang w:val="en-US" w:eastAsia="zh-CN"/>
+        </w:rPr>
+      </w:pPr>
+      <w:r>
+        <w:rPr>
+          <w:rFonts w:hint="eastAsia" w:ascii="宋体" w:hAnsi="宋体" w:eastAsia="宋体" w:cs="宋体"/>
+          <w:sz w:val="24"/>
+          <w:szCs w:val="32"/>
+          <w:lang w:val="en-US" w:eastAsia="zh-CN"/>
+        </w:rPr>
+        <w:t>如何使用双屏进行直播：</w:t>
+      </w:r>
+    </w:p>
+    <w:p>
+      <w:pPr>
+        <w:numPr>
+          <w:numId w:val="0"/>
+        </w:numPr>
+        <w:ind w:leftChars="0"/>
+        <w:rPr>
+          <w:rFonts w:hint="default" w:ascii="宋体" w:hAnsi="宋体" w:eastAsia="宋体" w:cs="宋体"/>
+          <w:sz w:val="24"/>
+          <w:szCs w:val="32"/>
+          <w:lang w:val="en-US" w:eastAsia="zh-CN"/>
+        </w:rPr>
+      </w:pPr>
+      <w:r>
+        <w:rPr>
+          <w:rFonts w:hint="default" w:ascii="宋体" w:hAnsi="宋体" w:eastAsia="宋体" w:cs="宋体"/>
+          <w:sz w:val="24"/>
+          <w:szCs w:val="32"/>
+          <w:lang w:val="en-US" w:eastAsia="zh-CN"/>
+        </w:rPr>
+        <w:fldChar w:fldCharType="begin"/>
+      </w:r>
+      <w:r>
+        <w:rPr>
+          <w:rFonts w:hint="default" w:ascii="宋体" w:hAnsi="宋体" w:eastAsia="宋体" w:cs="宋体"/>
+          <w:sz w:val="24"/>
+          <w:szCs w:val="32"/>
+          <w:lang w:val="en-US" w:eastAsia="zh-CN"/>
+        </w:rPr>
+        <w:instrText xml:space="preserve"> HYPERLINK "https://trendy-download.oss-cn-beijing.aliyuncs.com/gzucm/双屏直播操作演示.mp4" </w:instrText>
+      </w:r>
+      <w:r>
+        <w:rPr>
+          <w:rFonts w:hint="default" w:ascii="宋体" w:hAnsi="宋体" w:eastAsia="宋体" w:cs="宋体"/>
+          <w:sz w:val="24"/>
+          <w:szCs w:val="32"/>
+          <w:lang w:val="en-US" w:eastAsia="zh-CN"/>
+        </w:rPr>
+        <w:fldChar w:fldCharType="separate"/>
+      </w:r>
+      <w:r>
+        <w:rPr>
+          <w:rStyle w:val="6"/>
+          <w:rFonts w:hint="default" w:ascii="宋体" w:hAnsi="宋体" w:eastAsia="宋体" w:cs="宋体"/>
+          <w:sz w:val="24"/>
+          <w:szCs w:val="32"/>
+          <w:lang w:val="en-US" w:eastAsia="zh-CN"/>
+        </w:rPr>
+        <w:t>https://trendy-download.oss-cn-beijing.aliyuncs.com/gzucm/双屏直播操作演示.mp4</w:t>
+      </w:r>
+      <w:r>
+        <w:rPr>
+          <w:rFonts w:hint="default" w:ascii="宋体" w:hAnsi="宋体" w:eastAsia="宋体" w:cs="宋体"/>
+          <w:sz w:val="24"/>
+          <w:szCs w:val="32"/>
+          <w:lang w:val="en-US" w:eastAsia="zh-CN"/>
+        </w:rPr>
+        <w:fldChar w:fldCharType="end"/>
+      </w:r>
+    </w:p>
+    <w:p>
+      <w:pPr>
+        <w:numPr>
+          <w:numId w:val="0"/>
+        </w:numPr>
+        <w:ind w:leftChars="0"/>
+        <w:rPr>
+          <w:rFonts w:hint="default" w:ascii="宋体" w:hAnsi="宋体" w:eastAsia="宋体" w:cs="宋体"/>
+          <w:sz w:val="24"/>
+          <w:szCs w:val="32"/>
+          <w:lang w:val="en-US" w:eastAsia="zh-CN"/>
+        </w:rPr>
+      </w:pPr>
+    </w:p>
+    <w:p>
+      <w:pPr>
+        <w:numPr>
+          <w:ilvl w:val="0"/>
+          <w:numId w:val="1"/>
+        </w:numPr>
+        <w:ind w:left="0" w:leftChars="0" w:firstLine="0" w:firstLineChars="0"/>
+        <w:rPr>
+          <w:rFonts w:hint="default" w:ascii="宋体" w:hAnsi="宋体" w:eastAsia="宋体" w:cs="宋体"/>
+          <w:sz w:val="24"/>
+          <w:szCs w:val="32"/>
+          <w:lang w:val="en-US" w:eastAsia="zh-CN"/>
+        </w:rPr>
+      </w:pPr>
+      <w:r>
+        <w:rPr>
+          <w:rFonts w:hint="eastAsia" w:ascii="宋体" w:hAnsi="宋体" w:eastAsia="宋体" w:cs="宋体"/>
+          <w:sz w:val="24"/>
+          <w:szCs w:val="32"/>
+          <w:lang w:val="en-US" w:eastAsia="zh-CN"/>
+        </w:rPr>
+        <w:t>如何在教学平台导入习题：</w:t>
+      </w:r>
+    </w:p>
+    <w:p>
+      <w:pPr>
+        <w:numPr>
+          <w:numId w:val="0"/>
+        </w:numPr>
+        <w:ind w:leftChars="0"/>
+        <w:rPr>
+          <w:rFonts w:hint="default" w:ascii="宋体" w:hAnsi="宋体" w:eastAsia="宋体" w:cs="宋体"/>
+          <w:sz w:val="24"/>
+          <w:szCs w:val="32"/>
+          <w:lang w:val="en-US" w:eastAsia="zh-CN"/>
+        </w:rPr>
+      </w:pPr>
+      <w:r>
+        <w:rPr>
+          <w:rFonts w:hint="default" w:ascii="宋体" w:hAnsi="宋体" w:eastAsia="宋体" w:cs="宋体"/>
+          <w:sz w:val="24"/>
+          <w:szCs w:val="32"/>
+          <w:lang w:val="en-US" w:eastAsia="zh-CN"/>
+        </w:rPr>
+        <w:fldChar w:fldCharType="begin"/>
+      </w:r>
+      <w:r>
+        <w:rPr>
+          <w:rFonts w:hint="default" w:ascii="宋体" w:hAnsi="宋体" w:eastAsia="宋体" w:cs="宋体"/>
+          <w:sz w:val="24"/>
+          <w:szCs w:val="32"/>
+          <w:lang w:val="en-US" w:eastAsia="zh-CN"/>
+        </w:rPr>
+        <w:instrText xml:space="preserve"> HYPERLINK "https://trendy-download.oss-cn-beijing.aliyuncs.com/gzucm/教学平台题库导入.mp4" </w:instrText>
+      </w:r>
+      <w:r>
+        <w:rPr>
+          <w:rFonts w:hint="default" w:ascii="宋体" w:hAnsi="宋体" w:eastAsia="宋体" w:cs="宋体"/>
+          <w:sz w:val="24"/>
+          <w:szCs w:val="32"/>
+          <w:lang w:val="en-US" w:eastAsia="zh-CN"/>
+        </w:rPr>
+        <w:fldChar w:fldCharType="separate"/>
+      </w:r>
+      <w:r>
+        <w:rPr>
+          <w:rStyle w:val="6"/>
+          <w:rFonts w:hint="default" w:ascii="宋体" w:hAnsi="宋体" w:eastAsia="宋体" w:cs="宋体"/>
+          <w:sz w:val="24"/>
+          <w:szCs w:val="32"/>
+          <w:lang w:val="en-US" w:eastAsia="zh-CN"/>
+        </w:rPr>
+        <w:t>https://trendy-download.oss-cn-beijing.aliyuncs.com/gzucm/教学平台题库导入.mp4</w:t>
+      </w:r>
+      <w:r>
+        <w:rPr>
+          <w:rFonts w:hint="default" w:ascii="宋体" w:hAnsi="宋体" w:eastAsia="宋体" w:cs="宋体"/>
+          <w:sz w:val="24"/>
+          <w:szCs w:val="32"/>
+          <w:lang w:val="en-US" w:eastAsia="zh-CN"/>
+        </w:rPr>
+        <w:fldChar w:fldCharType="end"/>
+      </w:r>
+    </w:p>
+    <w:p>
+      <w:pPr>
+        <w:numPr>
+          <w:numId w:val="0"/>
+        </w:numPr>
+        <w:ind w:leftChars="0"/>
+        <w:rPr>
+          <w:rFonts w:hint="default" w:ascii="宋体" w:hAnsi="宋体" w:eastAsia="宋体" w:cs="宋体"/>
+          <w:sz w:val="24"/>
+          <w:szCs w:val="32"/>
+          <w:lang w:val="en-US" w:eastAsia="zh-CN"/>
+        </w:rPr>
+      </w:pPr>
+    </w:p>
+    <w:p>
+      <w:pPr>
+        <w:numPr>
+          <w:numId w:val="0"/>
+        </w:numPr>
+        <w:ind w:leftChars="0"/>
+        <w:rPr>
+          <w:rFonts w:hint="default" w:ascii="宋体" w:hAnsi="宋体" w:eastAsia="宋体" w:cs="宋体"/>
+          <w:sz w:val="24"/>
+          <w:szCs w:val="32"/>
+          <w:lang w:val="en-US" w:eastAsia="zh-CN"/>
+        </w:rPr>
+      </w:pPr>
       <w:bookmarkStart w:id="0" w:name="_GoBack"/>
       <w:bookmarkEnd w:id="0"/>
-      <w:r>
-        <w:rPr>
-          <w:rStyle w:val="6"/>
-          <w:rFonts w:hint="eastAsia" w:ascii="宋体" w:hAnsi="宋体" w:eastAsia="宋体" w:cs="宋体"/>
-          <w:sz w:val="24"/>
-          <w:szCs w:val="32"/>
-          <w:lang w:val="en-US" w:eastAsia="zh-CN"/>
-        </w:rPr>
-        <w:br w:type="textWrapping"/>
-      </w:r>
-      <w:r>
-        <w:rPr>
-          <w:rFonts w:hint="eastAsia" w:ascii="宋体" w:hAnsi="宋体" w:eastAsia="宋体" w:cs="宋体"/>
-          <w:sz w:val="24"/>
-          <w:szCs w:val="32"/>
-          <w:lang w:val="en-US" w:eastAsia="zh-CN"/>
-        </w:rPr>
-        <w:fldChar w:fldCharType="end"/>
-      </w:r>
-    </w:p>
-    <w:p>
-      <w:pPr>
-        <w:numPr>
-          <w:ilvl w:val="0"/>
-          <w:numId w:val="1"/>
-        </w:numPr>
-        <w:ind w:left="0" w:leftChars="0" w:firstLine="0" w:firstLineChars="0"/>
-        <w:rPr>
-          <w:rFonts w:hint="eastAsia" w:ascii="宋体" w:hAnsi="宋体" w:eastAsia="宋体" w:cs="宋体"/>
-          <w:sz w:val="24"/>
-          <w:szCs w:val="32"/>
-          <w:lang w:val="en-US" w:eastAsia="zh-CN"/>
-        </w:rPr>
-      </w:pPr>
-      <w:r>
-        <w:rPr>
-          <w:rFonts w:hint="eastAsia" w:ascii="宋体" w:hAnsi="宋体" w:eastAsia="宋体" w:cs="宋体"/>
-          <w:sz w:val="24"/>
-          <w:szCs w:val="32"/>
-          <w:lang w:val="en-US" w:eastAsia="zh-CN"/>
-        </w:rPr>
-        <w:t>如何查看直播回放：</w:t>
-      </w:r>
-    </w:p>
-    <w:p>
-      <w:pPr>
-        <w:numPr>
-          <w:numId w:val="0"/>
-        </w:numPr>
-        <w:ind w:leftChars="0"/>
-        <w:rPr>
-          <w:rFonts w:hint="eastAsia" w:ascii="宋体" w:hAnsi="宋体" w:eastAsia="宋体" w:cs="宋体"/>
-          <w:sz w:val="24"/>
-          <w:szCs w:val="32"/>
-          <w:lang w:val="en-US" w:eastAsia="zh-CN"/>
-        </w:rPr>
-      </w:pPr>
-      <w:r>
-        <w:rPr>
-          <w:rFonts w:hint="eastAsia" w:ascii="宋体" w:hAnsi="宋体" w:eastAsia="宋体" w:cs="宋体"/>
-          <w:sz w:val="24"/>
-          <w:szCs w:val="32"/>
-          <w:lang w:val="en-US" w:eastAsia="zh-CN"/>
-        </w:rPr>
-        <w:fldChar w:fldCharType="begin"/>
-      </w:r>
-      <w:r>
-        <w:rPr>
-          <w:rFonts w:hint="eastAsia" w:ascii="宋体" w:hAnsi="宋体" w:eastAsia="宋体" w:cs="宋体"/>
-          <w:sz w:val="24"/>
-          <w:szCs w:val="32"/>
-          <w:lang w:val="en-US" w:eastAsia="zh-CN"/>
-        </w:rPr>
-        <w:instrText xml:space="preserve"> HYPERLINK "https://trendy-download.oss-cn-beijing.aliyuncs.com/gzucm/直播回放.mp4" </w:instrText>
-      </w:r>
-      <w:r>
-        <w:rPr>
-          <w:rFonts w:hint="eastAsia" w:ascii="宋体" w:hAnsi="宋体" w:eastAsia="宋体" w:cs="宋体"/>
-          <w:sz w:val="24"/>
-          <w:szCs w:val="32"/>
-          <w:lang w:val="en-US" w:eastAsia="zh-CN"/>
-        </w:rPr>
-        <w:fldChar w:fldCharType="separate"/>
-      </w:r>
-      <w:r>
-        <w:rPr>
-          <w:rStyle w:val="6"/>
-          <w:rFonts w:hint="eastAsia" w:ascii="宋体" w:hAnsi="宋体" w:eastAsia="宋体" w:cs="宋体"/>
-          <w:sz w:val="24"/>
-          <w:szCs w:val="32"/>
-          <w:lang w:val="en-US" w:eastAsia="zh-CN"/>
-        </w:rPr>
-        <w:t>https://trendy-download.oss-cn-beijing.aliyuncs.com/gzucm/直播回放.mp4</w:t>
-      </w:r>
-      <w:r>
-        <w:rPr>
-          <w:rFonts w:hint="eastAsia" w:ascii="宋体" w:hAnsi="宋体" w:eastAsia="宋体" w:cs="宋体"/>
-          <w:sz w:val="24"/>
-          <w:szCs w:val="32"/>
-          <w:lang w:val="en-US" w:eastAsia="zh-CN"/>
-        </w:rPr>
-        <w:fldChar w:fldCharType="end"/>
-      </w:r>
-    </w:p>
-    <w:p>
-      <w:pPr>
-        <w:numPr>
-          <w:numId w:val="0"/>
-        </w:numPr>
-        <w:ind w:leftChars="0"/>
-        <w:rPr>
-          <w:rFonts w:hint="eastAsia" w:ascii="宋体" w:hAnsi="宋体" w:eastAsia="宋体" w:cs="宋体"/>
-          <w:sz w:val="24"/>
-          <w:szCs w:val="32"/>
-          <w:lang w:val="en-US" w:eastAsia="zh-CN"/>
-        </w:rPr>
-      </w:pPr>
-    </w:p>
-    <w:p>
-      <w:pPr>
-        <w:numPr>
+    </w:p>
+    <w:p>
+      <w:pPr>
+        <w:numPr>
+          <w:ilvl w:val="0"/>
           <w:numId w:val="0"/>
         </w:numPr>
         <w:ind w:leftChars="0"/>
